--- a/lessons/4-4/downloads/reveal/teacher/4.4-prerequisite-practice-answer-key.docx
+++ b/lessons/4-4/downloads/reveal/teacher/4.4-prerequisite-practice-answer-key.docx
@@ -93,6 +93,7 @@
                 <w:tab w:val="right" w:pos="9504"/>
               </w:tabs>
               <w:spacing w:before="90" w:after="50" w:line="240" w:lineRule="auto"/>
+              <w:outlineLvl w:val="1"/>
             </w:pPr>
             <w:r>
               <w:rPr>
@@ -159,7 +160,7 @@
                 <w:sz w:val="17"/>
                 <w:szCs w:val="17"/>
               </w:rPr>
-              <w:t xml:space="preserve">Step 1: 120   Step 2: 1   Step 3: 12</w:t>
+              <w:t xml:space="preserve">Step 1: 120   Step 2: 1   Step 3: 1, 12</w:t>
             </w:r>
           </w:p>
           <w:p>
@@ -196,7 +197,7 @@
                 <w:sz w:val="17"/>
                 <w:szCs w:val="17"/>
               </w:rPr>
-              <w:t xml:space="preserve">Step 1: 900   Step 2: 2   Step 3: 9</w:t>
+              <w:t xml:space="preserve">Step 1: 900   Step 2: 2   Step 3: 2, 9</w:t>
             </w:r>
           </w:p>
           <w:p>
@@ -410,6 +411,7 @@
                 <w:tab w:val="right" w:pos="9504"/>
               </w:tabs>
               <w:spacing w:before="90" w:after="50" w:line="240" w:lineRule="auto"/>
+              <w:outlineLvl w:val="1"/>
             </w:pPr>
             <w:r>
               <w:rPr>
@@ -513,7 +515,7 @@
                 <w:sz w:val="17"/>
                 <w:szCs w:val="17"/>
               </w:rPr>
-              <w:t xml:space="preserve">Step 1: 70   Step 2: 70   Step 3: 0.7</w:t>
+              <w:t xml:space="preserve">Step 1: 70   Step 2: 70   Step 3: 0.70 = 0.7</w:t>
             </w:r>
           </w:p>
           <w:p>
@@ -587,7 +589,7 @@
                 <w:sz w:val="17"/>
                 <w:szCs w:val="17"/>
               </w:rPr>
-              <w:t xml:space="preserve">Step 1: 20   Step 2: 50   Step 3: 5, 10</w:t>
+              <w:t xml:space="preserve">Step 1: 20   Step 2: 50   Step 3: 50, 5; 2 × 5 = 10</w:t>
             </w:r>
           </w:p>
           <w:p>
@@ -624,7 +626,7 @@
                 <w:sz w:val="17"/>
                 <w:szCs w:val="17"/>
               </w:rPr>
-              <w:t xml:space="preserve">Step 1: 40   Step 2: 300   Step 3: 30, 120</w:t>
+              <w:t xml:space="preserve">Step 1: 40   Step 2: 300   Step 3: 300, 30; 4 × 30 = 120</w:t>
             </w:r>
           </w:p>
           <w:p>
@@ -761,6 +763,7 @@
                 <w:tab w:val="right" w:pos="9504"/>
               </w:tabs>
               <w:spacing w:before="90" w:after="50" w:line="240" w:lineRule="auto"/>
+              <w:outlineLvl w:val="1"/>
             </w:pPr>
             <w:r>
               <w:rPr>
@@ -827,7 +830,7 @@
                 <w:sz w:val="17"/>
                 <w:szCs w:val="17"/>
               </w:rPr>
-              <w:t xml:space="preserve">Step 1: 2   Step 2: 3, 4   Step 3: 3/4</w:t>
+              <w:t xml:space="preserve">Step 1: 2   Step 2: 2, 3; 2, 4   Step 3: 3/4</w:t>
             </w:r>
           </w:p>
           <w:p>
@@ -864,7 +867,7 @@
                 <w:sz w:val="17"/>
                 <w:szCs w:val="17"/>
               </w:rPr>
-              <w:t xml:space="preserve">Step 1: 7   Step 2: 3, 4   Step 3: 3/4</w:t>
+              <w:t xml:space="preserve">Step 1: 7   Step 2: 7, 3; 7, 4   Step 3: 3/4</w:t>
             </w:r>
           </w:p>
           <w:p>
@@ -938,7 +941,7 @@
                 <w:sz w:val="17"/>
                 <w:szCs w:val="17"/>
               </w:rPr>
-              <w:t xml:space="preserve">Step 1: 25   Step 2: 75   Step 3: 75, 75</w:t>
+              <w:t xml:space="preserve">Step 1: 25   Step 2: 25, 75   Step 3: 75, 75</w:t>
             </w:r>
           </w:p>
           <w:p>
@@ -975,7 +978,7 @@
                 <w:sz w:val="17"/>
                 <w:szCs w:val="17"/>
               </w:rPr>
-              <w:t xml:space="preserve">Step 1: 4   Step 2: 52   Step 3: 52, 52</w:t>
+              <w:t xml:space="preserve">Step 1: 4   Step 2: 4, 52   Step 3: 52, 52</w:t>
             </w:r>
           </w:p>
           <w:p>
@@ -1078,6 +1081,7 @@
                 <w:tab w:val="right" w:pos="9504"/>
               </w:tabs>
               <w:spacing w:before="90" w:after="50" w:line="240" w:lineRule="auto"/>
+              <w:outlineLvl w:val="1"/>
             </w:pPr>
             <w:r>
               <w:rPr>
@@ -1144,7 +1148,7 @@
                 <w:sz w:val="17"/>
                 <w:szCs w:val="17"/>
               </w:rPr>
-              <w:t xml:space="preserve">Step 1: 0.4   Step 2: 20   Step 3: yes</w:t>
+              <w:t xml:space="preserve">Step 1: 0.4   Step 2: 0.4, 20   Step 3: 20, yes</w:t>
             </w:r>
           </w:p>
           <w:p>
@@ -1181,7 +1185,7 @@
                 <w:sz w:val="17"/>
                 <w:szCs w:val="17"/>
               </w:rPr>
-              <w:t xml:space="preserve">Step 1: 0.25   Step 2: 22.5   Step 3: yes</w:t>
+              <w:t xml:space="preserve">Step 1: 0.25   Step 2: 0.25, 22.5   Step 3: 22.5, yes</w:t>
             </w:r>
           </w:p>
           <w:p>
@@ -1255,7 +1259,7 @@
                 <w:sz w:val="17"/>
                 <w:szCs w:val="17"/>
               </w:rPr>
-              <w:t xml:space="preserve">Step 1: 4, 15   Step 2: 16   Step 3: Ali</w:t>
+              <w:t xml:space="preserve">Step 1: 4, 15   Step 2: 16   Step 3: 16, 15, Ali</w:t>
             </w:r>
           </w:p>
           <w:p>
@@ -1292,7 +1296,7 @@
                 <w:sz w:val="17"/>
                 <w:szCs w:val="17"/>
               </w:rPr>
-              <w:t xml:space="preserve">Step 1: 4, 8   Step 2: 6   Step 3: Dee</w:t>
+              <w:t xml:space="preserve">Step 1: 4, 8   Step 2: 6   Step 3: 6, 7, Dee</w:t>
             </w:r>
           </w:p>
           <w:p>
